--- a/word_reports/LP_0095_위치_362_Boyz II Men_II.docx
+++ b/word_reports/LP_0095_위치_362_Boyz II Men_II.docx
@@ -4,7 +4,7 @@
   <w:body>
     <w:p>
       <w:pPr>
-        <w:spacing w:after="280"/>
+        <w:spacing w:after="80"/>
       </w:pPr>
       <w:r>
         <w:rPr w:rFonts="맑은 고딕">
@@ -13,94 +13,47 @@
           <w:color w:val="1E3A8A"/>
           <w:sz w:val="30"/>
         </w:rPr>
-        <w:t>[362] Boyz II Men - II</w:t>
+        <w:t>Boyz II Men (보이즈 2 남자) - II</w:t>
       </w:r>
     </w:p>
     <w:p>
       <w:pPr>
-        <w:spacing w:after="320"/>
+        <w:spacing w:after="240"/>
       </w:pPr>
       <w:r>
         <w:rPr w:rFonts="맑은 고딕">
           <w:rFonts w:ascii="맑은 고딕" w:hAnsi="맑은 고딕" w:eastAsia="맑은 고딕"/>
           <w:b/>
-          <w:sz w:val="20"/>
+          <w:color w:val="4B5563"/>
+          <w:sz w:val="22"/>
         </w:rPr>
-        <w:t>■ 위치 : 362</w:t>
-        <w:br/>
-      </w:r>
-      <w:r>
-        <w:rPr w:rFonts="맑은 고딕">
-          <w:rFonts w:ascii="맑은 고딕" w:hAnsi="맑은 고딕" w:eastAsia="맑은 고딕"/>
-          <w:b/>
-          <w:sz w:val="20"/>
-        </w:rPr>
-        <w:t>■ 아티스트 : Boyz II Men</w:t>
-        <w:br/>
-      </w:r>
-      <w:r>
-        <w:rPr w:rFonts="맑은 고딕">
-          <w:rFonts w:ascii="맑은 고딕" w:hAnsi="맑은 고딕" w:eastAsia="맑은 고딕"/>
-          <w:b/>
-          <w:sz w:val="20"/>
-        </w:rPr>
-        <w:t>■ 앨범명 : II</w:t>
-        <w:br/>
-      </w:r>
-      <w:r>
-        <w:rPr w:rFonts="맑은 고딕">
-          <w:rFonts w:ascii="맑은 고딕" w:hAnsi="맑은 고딕" w:eastAsia="맑은 고딕"/>
-          <w:b w:val="0"/>
-          <w:sz w:val="20"/>
-        </w:rPr>
-        <w:t>■ 음반 레이블 : Motown</w:t>
-        <w:br/>
-      </w:r>
-      <w:r>
-        <w:rPr w:rFonts="맑은 고딕">
-          <w:rFonts w:ascii="맑은 고딕" w:hAnsi="맑은 고딕" w:eastAsia="맑은 고딕"/>
-          <w:b w:val="0"/>
-          <w:sz w:val="20"/>
-        </w:rPr>
-        <w:t>■ 발매년도 : 1994</w:t>
-        <w:br/>
-      </w:r>
-      <w:r>
-        <w:rPr w:rFonts="맑은 고딕">
-          <w:rFonts w:ascii="맑은 고딕" w:hAnsi="맑은 고딕" w:eastAsia="맑은 고딕"/>
-          <w:b w:val="0"/>
-          <w:sz w:val="20"/>
-        </w:rPr>
-        <w:t>■ 장르 : 컨템포러리 R&amp;B, 소울 (Contemporary R&amp;B / Soul)</w:t>
-        <w:br/>
-      </w:r>
-      <w:r>
-        <w:rPr w:rFonts="맑은 고딕">
-          <w:rFonts w:ascii="맑은 고딕" w:hAnsi="맑은 고딕" w:eastAsia="맑은 고딕"/>
-          <w:b w:val="0"/>
-          <w:sz w:val="20"/>
-        </w:rPr>
-        <w:t>■ 주요 수록곡 : - Thank You</w:t>
-        <w:br/>
+        <w:t>위치 :  362</w:t>
       </w:r>
     </w:p>
     <w:p>
       <w:pPr>
-        <w:spacing w:after="160"/>
+        <w:spacing w:line="324" w:lineRule="auto" w:before="80" w:after="160"/>
       </w:pPr>
       <w:r>
         <w:rPr w:rFonts="맑은 고딕">
           <w:rFonts w:ascii="맑은 고딕" w:hAnsi="맑은 고딕" w:eastAsia="맑은 고딕"/>
           <w:b/>
           <w:color w:val="1F2937"/>
-          <w:sz w:val="24"/>
+          <w:sz w:val="22"/>
         </w:rPr>
-        <w:t>■ 음반 해설 및 감상 가이드</w:t>
+        <w:t xml:space="preserve">[음반 소개] </w:t>
+      </w:r>
+      <w:r>
+        <w:rPr w:rFonts="맑은 고딕">
+          <w:rFonts w:ascii="맑은 고딕" w:hAnsi="맑은 고딕" w:eastAsia="맑은 고딕"/>
+          <w:b w:val="0"/>
+          <w:sz w:val="21"/>
+        </w:rPr>
       </w:r>
     </w:p>
     <w:p>
       <w:pPr>
-        <w:spacing w:line="312" w:lineRule="auto" w:after="120"/>
+        <w:spacing w:line="324" w:lineRule="auto" w:after="120"/>
       </w:pPr>
       <w:r>
         <w:rPr w:rFonts="맑은 고딕">
@@ -108,38 +61,516 @@
           <w:b w:val="0"/>
           <w:sz w:val="21"/>
         </w:rPr>
-        <w:t>1994년에 발매된 보이즈 투 멘(Boyz II Men)의 두 번째 정규 앨범 《II》는 1990년대 컨템포러리 R&amp;B 음악사의 위대한 이정표이자, 보컬 그룹이 도달할 수 있는 가장 아름다운 하모니의 정점을 보여주는 명반입니다. 데뷔작 《Cooleyhighharmony》로 일궈낸 폭발적인 성공에 이어 발표된 이 음반은 이들을 명실상부한 세계 최고의 보컬 그룹 반열에 올렸습니다. 전설적인 모타운(Motown) 레이블의 소울 유산을 현대적으로 재해석해낸 이 앨범은 빌보드 앨범 차트 정상은 물론, 미국 내에서만 1,200만 장 이상의 판매고를 올려 다이아몬드 인증을 받았으며 그래미 어워드 '최우수 R&amp;B 앨범상'을 거머쥐며 음악성과 대중성을 완벽하게 입증했습니다.</w:t>
+        <w:t>1990년대 현대 R&amp;B의 찬란한 황금기를 활짝 열어젖히며 아카펠라와 소울 하모니의 정점을 선사한 보이즈 투 멘의 불후의 명작입니다. 네 남자의 비단결 같은 보컬 앙상블은 시대를 초월하여 사랑의 낭만과 애절한 고백을 가장 순수하고 깊이 있는 선율로 직조해 냅니다. 상업적 대성공을 넘어 팝 음악사에서 '목소리'라는 악기가 지닌 가장 숭고한 아름다움을 입증한 음반으로, 리스너의 마음에 영원히 마르지 않는 서정의 샘물을 길어 올려 줍니다.</w:t>
       </w:r>
     </w:p>
     <w:p>
       <w:pPr>
-        <w:spacing w:line="312" w:lineRule="auto" w:after="120"/>
+        <w:spacing w:line="324" w:lineRule="auto" w:before="200" w:after="80"/>
       </w:pPr>
+      <w:r>
+        <w:rPr w:rFonts="맑은 고딕">
+          <w:rFonts w:ascii="맑은 고딕" w:hAnsi="맑은 고딕" w:eastAsia="맑은 고딕"/>
+          <w:b/>
+          <w:color w:val="1E3A8A"/>
+          <w:sz w:val="24"/>
+        </w:rPr>
+        <w:t>1. 음반 데이터</w:t>
+      </w:r>
+    </w:p>
+    <w:p>
+      <w:pPr>
+        <w:spacing w:line="324" w:lineRule="auto" w:after="80"/>
+      </w:pPr>
+      <w:r>
+        <w:rPr w:rFonts="맑은 고딕">
+          <w:rFonts w:ascii="맑은 고딕" w:hAnsi="맑은 고딕" w:eastAsia="맑은 고딕"/>
+          <w:b w:val="0"/>
+          <w:color w:val="6B7280"/>
+          <w:sz w:val="21"/>
+        </w:rPr>
+        <w:t xml:space="preserve">· </w:t>
+      </w:r>
+      <w:r>
+        <w:rPr w:rFonts="맑은 고딕">
+          <w:rFonts w:ascii="맑은 고딕" w:hAnsi="맑은 고딕" w:eastAsia="맑은 고딕"/>
+          <w:b/>
+          <w:color w:val="1F2937"/>
+          <w:sz w:val="21"/>
+        </w:rPr>
+        <w:t xml:space="preserve">앨범명: </w:t>
+      </w:r>
       <w:r>
         <w:rPr w:rFonts="맑은 고딕">
           <w:rFonts w:ascii="맑은 고딕" w:hAnsi="맑은 고딕" w:eastAsia="맑은 고딕"/>
           <w:b w:val="0"/>
           <w:sz w:val="21"/>
         </w:rPr>
-        <w:t>음악적으로는 베이비페이스(Babyface)와 지미 잼 &amp; 테리 루이스(Jimmy Jam &amp; Terry Lewis)라는 당대 최고의 프로듀서진이 참여하여 음반의 품격을 한층 끌어올렸습니다. 네 명의 멤버—마이클 맥캐리의 깊고 웅장한 바리톤/베이스, 완야 모리스의 폭발적인 리드 테너, 숀 스톡맨의 감미로운 고음, 나단 모리스의 중심을 잡는 정교한 중음—이 빚어내는 4부 합창 방식의 보컬 레이어링은 완벽한 조화를 이룹니다. 정교하게 세공된 악기 편곡 위로 겹겹이 쌓이는 보컬 라인은 스위트 소울의 클래식한 분위기와 현대적인 R&amp;B의 세련미를 동시에 발산합니다.</w:t>
+        <w:t>II</w:t>
       </w:r>
     </w:p>
     <w:p>
       <w:pPr>
-        <w:spacing w:line="312" w:lineRule="auto" w:after="120"/>
+        <w:spacing w:line="324" w:lineRule="auto" w:after="80"/>
       </w:pPr>
+      <w:r>
+        <w:rPr w:rFonts="맑은 고딕">
+          <w:rFonts w:ascii="맑은 고딕" w:hAnsi="맑은 고딕" w:eastAsia="맑은 고딕"/>
+          <w:b w:val="0"/>
+          <w:color w:val="6B7280"/>
+          <w:sz w:val="21"/>
+        </w:rPr>
+        <w:t xml:space="preserve">· </w:t>
+      </w:r>
+      <w:r>
+        <w:rPr w:rFonts="맑은 고딕">
+          <w:rFonts w:ascii="맑은 고딕" w:hAnsi="맑은 고딕" w:eastAsia="맑은 고딕"/>
+          <w:b/>
+          <w:color w:val="1F2937"/>
+          <w:sz w:val="21"/>
+        </w:rPr>
+        <w:t xml:space="preserve">아티스트: </w:t>
+      </w:r>
       <w:r>
         <w:rPr w:rFonts="맑은 고딕">
           <w:rFonts w:ascii="맑은 고딕" w:hAnsi="맑은 고딕" w:eastAsia="맑은 고딕"/>
           <w:b w:val="0"/>
           <w:sz w:val="21"/>
         </w:rPr>
-        <w:t>앨범의 중심을 잡고 있는 「I'll Make Love to You」는 빌보드 핫 100 차트에서 14주 연속 1위라는 대기록을 세운 세기의 로맨틱 발라드이며, 그 뒤를 이어 자신들의 곡으로 1위 자리를 바통 터치한 애절한 소울 발라드 「On Bended Knee」는 이 앨범이 가진 거대한 파급력을 증명합니다. 또한, 어쿠스틱 기타의 서정적인 선율이 돋보이는 「Water Runs Dry」와 업템포의 다이내믹한 리듬감과 화려한 아카펠라 기량이 돋보이는 「Thank You」에 이르기까지 수록곡 전반이 뛰어난 완성도를 자랑합니다. 아날로그 LP의 물리적 질감을 통해 감상할 때, 이들이 선사하는 보컬의 온기와 섬세한 잔향은 현대의 디지털 음원과는 비교할 수 없는 깊은 감동과 울림을 전달합니다.</w:t>
+        <w:t>Boyz II Men (보이즈 2 남자)</w:t>
+      </w:r>
+    </w:p>
+    <w:p>
+      <w:pPr>
+        <w:spacing w:line="324" w:lineRule="auto" w:after="80"/>
+      </w:pPr>
+      <w:r>
+        <w:rPr w:rFonts="맑은 고딕">
+          <w:rFonts w:ascii="맑은 고딕" w:hAnsi="맑은 고딕" w:eastAsia="맑은 고딕"/>
+          <w:b w:val="0"/>
+          <w:color w:val="6B7280"/>
+          <w:sz w:val="21"/>
+        </w:rPr>
+        <w:t xml:space="preserve">· </w:t>
+      </w:r>
+      <w:r>
+        <w:rPr w:rFonts="맑은 고딕">
+          <w:rFonts w:ascii="맑은 고딕" w:hAnsi="맑은 고딕" w:eastAsia="맑은 고딕"/>
+          <w:b/>
+          <w:color w:val="1F2937"/>
+          <w:sz w:val="21"/>
+        </w:rPr>
+        <w:t xml:space="preserve">발매 정보: </w:t>
+      </w:r>
+      <w:r>
+        <w:rPr w:rFonts="맑은 고딕">
+          <w:rFonts w:ascii="맑은 고딕" w:hAnsi="맑은 고딕" w:eastAsia="맑은 고딕"/>
+          <w:b w:val="0"/>
+          <w:sz w:val="21"/>
+        </w:rPr>
+        <w:t>1994년 8월 전설적인 모타운(Motown) 레코드를 통해 발매된 보이즈 투 멘의 두 번째 정규 앨범으로, 베이비페이스(Babyface)와 지미 잼 앤 테리 루이스(Jimmy Jam &amp; Terry Lewis) 등 당대 최고의 프로듀서들과 조우하여 흑인 보컬 그룹의 정통성을 현대적 세련미로 완벽히 승화시킨 기념비적 역작입니다.</w:t>
+      </w:r>
+    </w:p>
+    <w:p>
+      <w:pPr>
+        <w:spacing w:line="324" w:lineRule="auto" w:after="80"/>
+      </w:pPr>
+      <w:r>
+        <w:rPr w:rFonts="맑은 고딕">
+          <w:rFonts w:ascii="맑은 고딕" w:hAnsi="맑은 고딕" w:eastAsia="맑은 고딕"/>
+          <w:b w:val="0"/>
+          <w:color w:val="6B7280"/>
+          <w:sz w:val="21"/>
+        </w:rPr>
+        <w:t xml:space="preserve">· </w:t>
+      </w:r>
+      <w:r>
+        <w:rPr w:rFonts="맑은 고딕">
+          <w:rFonts w:ascii="맑은 고딕" w:hAnsi="맑은 고딕" w:eastAsia="맑은 고딕"/>
+          <w:b/>
+          <w:color w:val="1F2937"/>
+          <w:sz w:val="21"/>
+        </w:rPr>
+        <w:t xml:space="preserve">LP 인기도(판매량): </w:t>
+      </w:r>
+      <w:r>
+        <w:rPr w:rFonts="맑은 고딕">
+          <w:rFonts w:ascii="맑은 고딕" w:hAnsi="맑은 고딕" w:eastAsia="맑은 고딕"/>
+          <w:b w:val="0"/>
+          <w:sz w:val="21"/>
+        </w:rPr>
+        <w:t>발매와 동시에 빌보드 200 앨범 차트 정상에 올랐으며, 미국 내에서만 1,200만 장 이상의 경이적인 판매고를 기록해 RIAA 다이아몬드 인증을 획득했고 전 세계적으로 1,400만 장 이상 판매되며 90년대 음반 시장을 평정했습니다.</w:t>
+      </w:r>
+    </w:p>
+    <w:p>
+      <w:pPr>
+        <w:spacing w:line="324" w:lineRule="auto" w:after="80"/>
+      </w:pPr>
+      <w:r>
+        <w:rPr w:rFonts="맑은 고딕">
+          <w:rFonts w:ascii="맑은 고딕" w:hAnsi="맑은 고딕" w:eastAsia="맑은 고딕"/>
+          <w:b w:val="0"/>
+          <w:color w:val="6B7280"/>
+          <w:sz w:val="21"/>
+        </w:rPr>
+        <w:t xml:space="preserve">· </w:t>
+      </w:r>
+      <w:r>
+        <w:rPr w:rFonts="맑은 고딕">
+          <w:rFonts w:ascii="맑은 고딕" w:hAnsi="맑은 고딕" w:eastAsia="맑은 고딕"/>
+          <w:b/>
+          <w:color w:val="1F2937"/>
+          <w:sz w:val="21"/>
+        </w:rPr>
+        <w:t xml:space="preserve">각종 수상경력: </w:t>
+      </w:r>
+      <w:r>
+        <w:rPr w:rFonts="맑은 고딕">
+          <w:rFonts w:ascii="맑은 고딕" w:hAnsi="맑은 고딕" w:eastAsia="맑은 고딕"/>
+          <w:b w:val="0"/>
+          <w:sz w:val="21"/>
+        </w:rPr>
+        <w:t>1995년 제37회 그래미 어워드에서 '베스트 R&amp;B 앨범(Best R&amp;B Album)'과 '최우수 R&amp;B 듀오/그룹 보컬 퍼포먼스' 부문을 수상하였으며, 아메리칸 뮤직 어워드와 빌보드 뮤직 어워드를 석권하며 평단과 대중 모두에게 최상의 권위를 인정받았습니다.</w:t>
+      </w:r>
+    </w:p>
+    <w:p>
+      <w:pPr>
+        <w:spacing w:line="324" w:lineRule="auto" w:before="200" w:after="80"/>
+      </w:pPr>
+      <w:r>
+        <w:rPr w:rFonts="맑은 고딕">
+          <w:rFonts w:ascii="맑은 고딕" w:hAnsi="맑은 고딕" w:eastAsia="맑은 고딕"/>
+          <w:b/>
+          <w:color w:val="1E3A8A"/>
+          <w:sz w:val="24"/>
+        </w:rPr>
+        <w:t>2. 아티스트 정보</w:t>
+      </w:r>
+    </w:p>
+    <w:p>
+      <w:pPr>
+        <w:spacing w:line="324" w:lineRule="auto" w:after="80"/>
+      </w:pPr>
+      <w:r>
+        <w:rPr w:rFonts="맑은 고딕">
+          <w:rFonts w:ascii="맑은 고딕" w:hAnsi="맑은 고딕" w:eastAsia="맑은 고딕"/>
+          <w:b w:val="0"/>
+          <w:color w:val="6B7280"/>
+          <w:sz w:val="21"/>
+        </w:rPr>
+        <w:t xml:space="preserve">· </w:t>
+      </w:r>
+      <w:r>
+        <w:rPr w:rFonts="맑은 고딕">
+          <w:rFonts w:ascii="맑은 고딕" w:hAnsi="맑은 고딕" w:eastAsia="맑은 고딕"/>
+          <w:b/>
+          <w:color w:val="1F2937"/>
+          <w:sz w:val="21"/>
+        </w:rPr>
+        <w:t xml:space="preserve">국적: </w:t>
+      </w:r>
+      <w:r>
+        <w:rPr w:rFonts="맑은 고딕">
+          <w:rFonts w:ascii="맑은 고딕" w:hAnsi="맑은 고딕" w:eastAsia="맑은 고딕"/>
+          <w:b w:val="0"/>
+          <w:sz w:val="21"/>
+        </w:rPr>
+        <w:t>미국</w:t>
+      </w:r>
+    </w:p>
+    <w:p>
+      <w:pPr>
+        <w:spacing w:line="324" w:lineRule="auto" w:after="80"/>
+      </w:pPr>
+      <w:r>
+        <w:rPr w:rFonts="맑은 고딕">
+          <w:rFonts w:ascii="맑은 고딕" w:hAnsi="맑은 고딕" w:eastAsia="맑은 고딕"/>
+          <w:b w:val="0"/>
+          <w:color w:val="6B7280"/>
+          <w:sz w:val="21"/>
+        </w:rPr>
+        <w:t xml:space="preserve">· </w:t>
+      </w:r>
+      <w:r>
+        <w:rPr w:rFonts="맑은 고딕">
+          <w:rFonts w:ascii="맑은 고딕" w:hAnsi="맑은 고딕" w:eastAsia="맑은 고딕"/>
+          <w:b/>
+          <w:color w:val="1F2937"/>
+          <w:sz w:val="21"/>
+        </w:rPr>
+        <w:t xml:space="preserve">생몰년도: </w:t>
+      </w:r>
+      <w:r>
+        <w:rPr w:rFonts="맑은 고딕">
+          <w:rFonts w:ascii="맑은 고딕" w:hAnsi="맑은 고딕" w:eastAsia="맑은 고딕"/>
+          <w:b w:val="0"/>
+          <w:sz w:val="21"/>
+        </w:rPr>
+        <w:t>1988년 결성</w:t>
+      </w:r>
+    </w:p>
+    <w:p>
+      <w:pPr>
+        <w:spacing w:line="324" w:lineRule="auto" w:after="80"/>
+      </w:pPr>
+      <w:r>
+        <w:rPr w:rFonts="맑은 고딕">
+          <w:rFonts w:ascii="맑은 고딕" w:hAnsi="맑은 고딕" w:eastAsia="맑은 고딕"/>
+          <w:b w:val="0"/>
+          <w:color w:val="6B7280"/>
+          <w:sz w:val="21"/>
+        </w:rPr>
+        <w:t xml:space="preserve">· </w:t>
+      </w:r>
+      <w:r>
+        <w:rPr w:rFonts="맑은 고딕">
+          <w:rFonts w:ascii="맑은 고딕" w:hAnsi="맑은 고딕" w:eastAsia="맑은 고딕"/>
+          <w:b/>
+          <w:color w:val="1F2937"/>
+          <w:sz w:val="21"/>
+        </w:rPr>
+        <w:t xml:space="preserve">그룹 소속: </w:t>
+      </w:r>
+      <w:r>
+        <w:rPr w:rFonts="맑은 고딕">
+          <w:rFonts w:ascii="맑은 고딕" w:hAnsi="맑은 고딕" w:eastAsia="맑은 고딕"/>
+          <w:b w:val="0"/>
+          <w:sz w:val="21"/>
+        </w:rPr>
+        <w:t>4인조 보컬 그룹 (결성 당시 콰르텟: 네이선 모리스, 와냐 모리스, 숀 스톡맨, 마이클 맥커리)</w:t>
+      </w:r>
+    </w:p>
+    <w:p>
+      <w:pPr>
+        <w:spacing w:line="324" w:lineRule="auto" w:after="80"/>
+      </w:pPr>
+      <w:r>
+        <w:rPr w:rFonts="맑은 고딕">
+          <w:rFonts w:ascii="맑은 고딕" w:hAnsi="맑은 고딕" w:eastAsia="맑은 고딕"/>
+          <w:b w:val="0"/>
+          <w:color w:val="6B7280"/>
+          <w:sz w:val="21"/>
+        </w:rPr>
+        <w:t xml:space="preserve">· </w:t>
+      </w:r>
+      <w:r>
+        <w:rPr w:rFonts="맑은 고딕">
+          <w:rFonts w:ascii="맑은 고딕" w:hAnsi="맑은 고딕" w:eastAsia="맑은 고딕"/>
+          <w:b/>
+          <w:color w:val="1F2937"/>
+          <w:sz w:val="21"/>
+        </w:rPr>
+        <w:t xml:space="preserve">아티스트 소개: </w:t>
+      </w:r>
+      <w:r>
+        <w:rPr w:rFonts="맑은 고딕">
+          <w:rFonts w:ascii="맑은 고딕" w:hAnsi="맑은 고딕" w:eastAsia="맑은 고딕"/>
+          <w:b w:val="0"/>
+          <w:sz w:val="21"/>
+        </w:rPr>
+        <w:t>필라델피아에서 결성된 보이즈 투 멘은 두왑(Doo-wop)의 풍성한 다성 화음과 클래식 소울, 모던 R&amp;B를 유려하게 결합하여 1990년대 보컬 그룹 르네상스를 이끈 전설적인 아티스트입니다. 네 멤버의 각기 다른 음색이 빚어내는 완벽한 조화와 마이클 맥커리의 묵직한 베이스 내레이션은 팝 보컬 하모니의 새로운 표준을 정립하며 오늘날까지 독보적인 위상을 점하고 있습니다.</w:t>
+      </w:r>
+    </w:p>
+    <w:p>
+      <w:pPr>
+        <w:spacing w:line="324" w:lineRule="auto" w:before="200" w:after="80"/>
+      </w:pPr>
+      <w:r>
+        <w:rPr w:rFonts="맑은 고딕">
+          <w:rFonts w:ascii="맑은 고딕" w:hAnsi="맑은 고딕" w:eastAsia="맑은 고딕"/>
+          <w:b/>
+          <w:color w:val="1E3A8A"/>
+          <w:sz w:val="24"/>
+        </w:rPr>
+        <w:t>3. 음반 상세 분석</w:t>
+      </w:r>
+    </w:p>
+    <w:p>
+      <w:pPr>
+        <w:spacing w:line="324" w:lineRule="auto" w:after="80"/>
+      </w:pPr>
+      <w:r>
+        <w:rPr w:rFonts="맑은 고딕">
+          <w:rFonts w:ascii="맑은 고딕" w:hAnsi="맑은 고딕" w:eastAsia="맑은 고딕"/>
+          <w:b w:val="0"/>
+          <w:color w:val="6B7280"/>
+          <w:sz w:val="21"/>
+        </w:rPr>
+        <w:t xml:space="preserve">· </w:t>
+      </w:r>
+      <w:r>
+        <w:rPr w:rFonts="맑은 고딕">
+          <w:rFonts w:ascii="맑은 고딕" w:hAnsi="맑은 고딕" w:eastAsia="맑은 고딕"/>
+          <w:b/>
+          <w:color w:val="1F2937"/>
+          <w:sz w:val="21"/>
+        </w:rPr>
+        <w:t xml:space="preserve">역사적 위치: </w:t>
+      </w:r>
+      <w:r>
+        <w:rPr w:rFonts="맑은 고딕">
+          <w:rFonts w:ascii="맑은 고딕" w:hAnsi="맑은 고딕" w:eastAsia="맑은 고딕"/>
+          <w:b w:val="0"/>
+          <w:sz w:val="21"/>
+        </w:rPr>
+        <w:t>본작은 빌보드 싱글 차트에서 한 아티스트가 자신의 1위 곡을 또 다른 곡으로 대체하는 기적(‘I'll Make Love to You’에 이은 ‘On Bended Knee’)을 선보이며 비틀스와 엘비스 프레슬리의 전설적 기록과 어깨를 나란히 한 역사적 음반입니다. 대중성과 예술적 완성도를 극진하게 끌어올려 흑인 음악이 팝의 주류 중심에 확고히 정착하는 데 결정적인 교두보 역할을 수행했습니다.</w:t>
+      </w:r>
+    </w:p>
+    <w:p>
+      <w:pPr>
+        <w:spacing w:line="324" w:lineRule="auto" w:after="80"/>
+      </w:pPr>
+      <w:r>
+        <w:rPr w:rFonts="맑은 고딕">
+          <w:rFonts w:ascii="맑은 고딕" w:hAnsi="맑은 고딕" w:eastAsia="맑은 고딕"/>
+          <w:b w:val="0"/>
+          <w:color w:val="6B7280"/>
+          <w:sz w:val="21"/>
+        </w:rPr>
+        <w:t xml:space="preserve">· </w:t>
+      </w:r>
+      <w:r>
+        <w:rPr w:rFonts="맑은 고딕">
+          <w:rFonts w:ascii="맑은 고딕" w:hAnsi="맑은 고딕" w:eastAsia="맑은 고딕"/>
+          <w:b/>
+          <w:color w:val="1F2937"/>
+          <w:sz w:val="21"/>
+        </w:rPr>
+        <w:t xml:space="preserve">시대의 흔적(스토리텔링): </w:t>
+      </w:r>
+      <w:r>
+        <w:rPr w:rFonts="맑은 고딕">
+          <w:rFonts w:ascii="맑은 고딕" w:hAnsi="맑은 고딕" w:eastAsia="맑은 고딕"/>
+          <w:b w:val="0"/>
+          <w:sz w:val="21"/>
+        </w:rPr>
+        <w:t>1990년대 중반, 낭만과 아날로그적 온기가 일상 속에 깊이 깃들어 있던 시절의 노스탤지어를 고스란히 간직하고 있습니다. 라디오 주파수 너머로 흘러나오던 이들의 달콤한 고백은 전 세계 수많은 청춘의 사랑과 이별, 밤하늘의 고요한 감성을 어루만져 주며 한 시대의 배경음악으로 찬연히 빛났습니다.</w:t>
+      </w:r>
+    </w:p>
+    <w:p>
+      <w:pPr>
+        <w:spacing w:line="324" w:lineRule="auto" w:before="200" w:after="80"/>
+      </w:pPr>
+      <w:r>
+        <w:rPr w:rFonts="맑은 고딕">
+          <w:rFonts w:ascii="맑은 고딕" w:hAnsi="맑은 고딕" w:eastAsia="맑은 고딕"/>
+          <w:b/>
+          <w:color w:val="1E3A8A"/>
+          <w:sz w:val="24"/>
+        </w:rPr>
+        <w:t>4. 주요 수록곡 및 감상 제언</w:t>
+      </w:r>
+    </w:p>
+    <w:p>
+      <w:pPr>
+        <w:spacing w:line="324" w:lineRule="auto" w:after="80"/>
+      </w:pPr>
+      <w:r>
+        <w:rPr w:rFonts="맑은 고딕">
+          <w:rFonts w:ascii="맑은 고딕" w:hAnsi="맑은 고딕" w:eastAsia="맑은 고딕"/>
+          <w:b w:val="0"/>
+          <w:color w:val="6B7280"/>
+          <w:sz w:val="21"/>
+        </w:rPr>
+        <w:t xml:space="preserve">· </w:t>
+      </w:r>
+      <w:r>
+        <w:rPr w:rFonts="맑은 고딕">
+          <w:rFonts w:ascii="맑은 고딕" w:hAnsi="맑은 고딕" w:eastAsia="맑은 고딕"/>
+          <w:b/>
+          <w:color w:val="1F2937"/>
+          <w:sz w:val="21"/>
+        </w:rPr>
+        <w:t xml:space="preserve">주요 수록곡 특징: </w:t>
+      </w:r>
+      <w:r>
+        <w:rPr w:rFonts="맑은 고딕">
+          <w:rFonts w:ascii="맑은 고딕" w:hAnsi="맑은 고딕" w:eastAsia="맑은 고딕"/>
+          <w:b w:val="0"/>
+          <w:sz w:val="21"/>
+        </w:rPr>
+        <w:t>빌보드 14주 연속 1위라는 대기록을 쓴 'I'll Make Love to You'는 감미로운 피아노 선율과 절정의 보컬 하모니가 어우러진 궁극의 러브 발라드이며, 이어지는 'On Bended Knee'는 무릎을 꿇고 애원하는 절절한 참회의 서사가 웅장한 감동을 자아냅니다. 또한 어쿠스틱 기타의 소박한 울림 속에 체념의 미학을 담아낸 'Water Runs Dry'와 리드미컬한 그루브가 돋보이는 'Thank You'에 이르기까지 서정과 역동이 완벽한 균형을 이룹니다.</w:t>
+      </w:r>
+    </w:p>
+    <w:p>
+      <w:pPr>
+        <w:spacing w:line="324" w:lineRule="auto" w:after="80"/>
+      </w:pPr>
+      <w:r>
+        <w:rPr w:rFonts="맑은 고딕">
+          <w:rFonts w:ascii="맑은 고딕" w:hAnsi="맑은 고딕" w:eastAsia="맑은 고딕"/>
+          <w:b w:val="0"/>
+          <w:color w:val="6B7280"/>
+          <w:sz w:val="21"/>
+        </w:rPr>
+        <w:t xml:space="preserve">· </w:t>
+      </w:r>
+      <w:r>
+        <w:rPr w:rFonts="맑은 고딕">
+          <w:rFonts w:ascii="맑은 고딕" w:hAnsi="맑은 고딕" w:eastAsia="맑은 고딕"/>
+          <w:b/>
+          <w:color w:val="1F2937"/>
+          <w:sz w:val="21"/>
+        </w:rPr>
+        <w:t xml:space="preserve">빈티지 감상 제언: </w:t>
+      </w:r>
+      <w:r>
+        <w:rPr w:rFonts="맑은 고딕">
+          <w:rFonts w:ascii="맑은 고딕" w:hAnsi="맑은 고딕" w:eastAsia="맑은 고딕"/>
+          <w:b w:val="0"/>
+          <w:sz w:val="21"/>
+        </w:rPr>
+        <w:t>LP 바이닐을 통해 흐르는 사운드는 디지털 음원에서 결코 흉내 낼 수 없는 보컬의 따스한 체온과 미세한 숨결의 질감을 실감 나게 전해줍니다. 특히 진공관 앰프를 통해 감상할 때 와냐 모리스의 폭발적인 고음과 마이클 맥커리의 바닥을 울리는 묵직한 저음이 턴테이블 카트리지를 타고 공간 전체를 감싸 안으며, 마치 눈앞에서 네 사람이 직접 아카펠라를 들려주는 듯한 황홀한 현장감을 선사합니다.</w:t>
+      </w:r>
+    </w:p>
+    <w:p>
+      <w:pPr>
+        <w:spacing w:line="324" w:lineRule="auto" w:after="80"/>
+      </w:pPr>
+      <w:r>
+        <w:rPr w:rFonts="맑은 고딕">
+          <w:rFonts w:ascii="맑은 고딕" w:hAnsi="맑은 고딕" w:eastAsia="맑은 고딕"/>
+          <w:b w:val="0"/>
+          <w:color w:val="6B7280"/>
+          <w:sz w:val="21"/>
+        </w:rPr>
+        <w:t xml:space="preserve">· </w:t>
+      </w:r>
+      <w:r>
+        <w:rPr w:rFonts="맑은 고딕">
+          <w:rFonts w:ascii="맑은 고딕" w:hAnsi="맑은 고딕" w:eastAsia="맑은 고딕"/>
+          <w:b/>
+          <w:color w:val="1F2937"/>
+          <w:sz w:val="21"/>
+        </w:rPr>
+        <w:t xml:space="preserve">소장 가치: </w:t>
+      </w:r>
+      <w:r>
+        <w:rPr w:rFonts="맑은 고딕">
+          <w:rFonts w:ascii="맑은 고딕" w:hAnsi="맑은 고딕" w:eastAsia="맑은 고딕"/>
+          <w:b w:val="0"/>
+          <w:sz w:val="21"/>
+        </w:rPr>
+        <w:t>90년대 블랙 뮤직의 정점이자 아날로그 LP 제작의 전환기에 탄생하여 오리지널 바이닐의 가치가 대단히 높은 명반입니다. 세월이 흘러도 결코 퇴색하지 않는 최상급 보컬 앙상블의 정수를 온전한 아날로그 그루브로 간직할 수 있다는 점에서 모든 오디오파일과 음악 애호가에게 필청(必聽)의 소장 가치를 지닙니다.</w:t>
+      </w:r>
+    </w:p>
+    <w:p>
+      <w:pPr>
+        <w:spacing w:line="324" w:lineRule="auto" w:after="120" w:before="160"/>
+      </w:pPr>
+      <w:r>
+        <w:rPr w:rFonts="맑은 고딕">
+          <w:rFonts w:ascii="맑은 고딕" w:hAnsi="맑은 고딕" w:eastAsia="맑은 고딕"/>
+          <w:b/>
+          <w:color w:val="4338CA"/>
+          <w:sz w:val="21"/>
+        </w:rPr>
+        <w:t>이 음반을 통해 네 개의 목소리가 빚어내는 가장 순수하고 따뜻한 화음이 전해주는 감동을 다시 한번 경험해 보시는 것은 어떨까요?</w:t>
       </w:r>
     </w:p>
     <w:sectPr>
       <w:pgSz w:w="12240" w:h="15840"/>
-      <w:pgMar w:top="1440" w:right="1440" w:bottom="1440" w:left="1440" w:header="720" w:footer="720" w:gutter="0"/>
+      <w:pgMar w:top="1152" w:right="1296" w:bottom="1152" w:left="1296" w:header="720" w:footer="720" w:gutter="0"/>
       <w:cols w:space="720"/>
       <w:docGrid w:linePitch="360"/>
     </w:sectPr>

--- a/word_reports/LP_0095_위치_362_Boyz II Men_II.docx
+++ b/word_reports/LP_0095_위치_362_Boyz II Men_II.docx
@@ -32,7 +32,7 @@
     </w:p>
     <w:p>
       <w:pPr>
-        <w:spacing w:line="324" w:lineRule="auto" w:before="80" w:after="160"/>
+        <w:spacing w:line="324" w:lineRule="auto" w:before="80" w:after="120"/>
       </w:pPr>
       <w:r>
         <w:rPr w:rFonts="맑은 고딕">
@@ -42,13 +42,6 @@
           <w:sz w:val="22"/>
         </w:rPr>
         <w:t xml:space="preserve">[음반 소개] </w:t>
-      </w:r>
-      <w:r>
-        <w:rPr w:rFonts="맑은 고딕">
-          <w:rFonts w:ascii="맑은 고딕" w:hAnsi="맑은 고딕" w:eastAsia="맑은 고딕"/>
-          <w:b w:val="0"/>
-          <w:sz w:val="21"/>
-        </w:rPr>
       </w:r>
     </w:p>
     <w:p>
@@ -61,7 +54,33 @@
           <w:b w:val="0"/>
           <w:sz w:val="21"/>
         </w:rPr>
-        <w:t>1990년대 현대 R&amp;B의 찬란한 황금기를 활짝 열어젖히며 아카펠라와 소울 하모니의 정점을 선사한 보이즈 투 멘의 불후의 명작입니다. 네 남자의 비단결 같은 보컬 앙상블은 시대를 초월하여 사랑의 낭만과 애절한 고백을 가장 순수하고 깊이 있는 선율로 직조해 냅니다. 상업적 대성공을 넘어 팝 음악사에서 '목소리'라는 악기가 지닌 가장 숭고한 아름다움을 입증한 음반으로, 리스너의 마음에 영원히 마르지 않는 서정의 샘물을 길어 올려 줍니다.</w:t>
+        <w:t>1990년대 초중반, 거친 그런지 록의 파고와 도회적인 뉴잭스윙의 비트가 공존하던 대중음악계의 거대한 조류 속에서, 보이즈 투 멘(Boyz II Men)의 정규 2집 《II》는 가장 순수하고도 고결한 인간의 목소리로 빚어낸 찬연한 음악적 축복이었습니다. 전설적인 모타운(Motown) 레코드의 전통적 소울 유산을 계승하면서도 동시대 어번 R&amp;B의 세련된 문법을 완벽히 흡수한 이 앨범은, 점차 기계음의 비중이 높아져 가던 디지털 태동기 속에서 '아카펠라 콰르텟 하모니'라는 가장 원초적이면서도 영적인 울림의 가치를 세상에 다시금 각인시켰습니다.</w:t>
+      </w:r>
+    </w:p>
+    <w:p>
+      <w:pPr>
+        <w:spacing w:line="324" w:lineRule="auto" w:after="120"/>
+      </w:pPr>
+      <w:r>
+        <w:rPr w:rFonts="맑은 고딕">
+          <w:rFonts w:ascii="맑은 고딕" w:hAnsi="맑은 고딕" w:eastAsia="맑은 고딕"/>
+          <w:b w:val="0"/>
+          <w:sz w:val="21"/>
+        </w:rPr>
+        <w:t>당대 최고의 명프로듀서인 베이비페이스(Babyface)와 지미 잼 &amp; 테리 루이스(Jimmy Jam &amp; Terry Lewis)의 장인정신 넘치는 송라이팅 위에서 네 명의 청년—완야 모리스, 네이선 모리스, 숀 스톡맨, 마이클 맥캐리—이 펼쳐낸 보컬 앙상블은 타의 추종을 불허하는 심도를 지닙니다. 지고지순한 사랑의 서사를 속삭이듯 고백하는 완야의 호소력 짙은 리드 보컬, 전체 화음의 든든한 주춧돌이 되어주는 마이클의 벨벳 같은 베이스 저음, 그리고 그 사이를 물샐틈없이 유영하는 숀과 네이선의 유려한 미성이 어우러져 단순한 유행가를 넘어 한 편의 엄숙한 실내악을 감상하는 듯한 음악적 카타르시스를 직조해 냅니다.</w:t>
+      </w:r>
+    </w:p>
+    <w:p>
+      <w:pPr>
+        <w:spacing w:line="324" w:lineRule="auto" w:after="120"/>
+      </w:pPr>
+      <w:r>
+        <w:rPr w:rFonts="맑은 고딕">
+          <w:rFonts w:ascii="맑은 고딕" w:hAnsi="맑은 고딕" w:eastAsia="맑은 고딕"/>
+          <w:b w:val="0"/>
+          <w:sz w:val="21"/>
+        </w:rPr>
+        <w:t>상업적으로도 전설의 반열에 올라, 빌보드 핫 100 차트에서 자신들의 곡으로 연속 1위를 교체하는 비틀스와 엘비스 프레슬리만이 밟았던 위대한 족적을 남긴 이 작품은, 단순한 성공 신화를 넘어 90년대를 살아간 전 세계 청춘들의 서정적 나침반이 되어주었습니다. 세월이 흘러 디지털 음원이 범람하는 오늘날에도, 회전하는 바이닐의 소리골을 따라 피어오르는 그들의 숨결은 아날로그적 온기와 더불어 영원히 바래지 않는 낭만의 정수가 무엇인지를 품격 있게 웅변하고 있습니다.</w:t>
       </w:r>
     </w:p>
     <w:p>
@@ -168,7 +187,7 @@
           <w:b w:val="0"/>
           <w:sz w:val="21"/>
         </w:rPr>
-        <w:t>1994년 8월 전설적인 모타운(Motown) 레코드를 통해 발매된 보이즈 투 멘의 두 번째 정규 앨범으로, 베이비페이스(Babyface)와 지미 잼 앤 테리 루이스(Jimmy Jam &amp; Terry Lewis) 등 당대 최고의 프로듀서들과 조우하여 흑인 보컬 그룹의 정통성을 현대적 세련미로 완벽히 승화시킨 기념비적 역작입니다.</w:t>
+        <w:t>1994년 8월 30일 모타운 레코드(Motown Records)를 통해 발매된 보이즈 투 멘의 정규 2집으로, 1990년대 팝과 R&amp;B의 황금기를 열어젖힌 역사적 명반.</w:t>
       </w:r>
     </w:p>
     <w:p>
@@ -199,7 +218,7 @@
           <w:b w:val="0"/>
           <w:sz w:val="21"/>
         </w:rPr>
-        <w:t>발매와 동시에 빌보드 200 앨범 차트 정상에 올랐으며, 미국 내에서만 1,200만 장 이상의 경이적인 판매고를 기록해 RIAA 다이아몬드 인증을 획득했고 전 세계적으로 1,400만 장 이상 판매되며 90년대 음반 시장을 평정했습니다.</w:t>
+        <w:t>미국 내에서만 1,200만 장 이상의 판매고를 올리며 미국음반산업협회(RIAA) 다이아몬드 인증을 획득하였고, 전 세계적으로 1,400만 장 이상 판매됨. "I'll Make Love to You"(14주 1위)와 "On Bended Knee"(6주 1위)가 빌보드 핫 100 차트 정상을 연속으로 지배하는 진기록을 수립함.</w:t>
       </w:r>
     </w:p>
     <w:p>
@@ -230,7 +249,7 @@
           <w:b w:val="0"/>
           <w:sz w:val="21"/>
         </w:rPr>
-        <w:t>1995년 제37회 그래미 어워드에서 '베스트 R&amp;B 앨범(Best R&amp;B Album)'과 '최우수 R&amp;B 듀오/그룹 보컬 퍼포먼스' 부문을 수상하였으며, 아메리칸 뮤직 어워드와 빌보드 뮤직 어워드를 석권하며 평단과 대중 모두에게 최상의 권위를 인정받았습니다.</w:t>
+        <w:t>제37회 그래미 어워드(1995) '최우수 R&amp;B 앨범(Best R&amp;B Album)' 및 '최우수 R&amp;B 듀오/그룹 보컬 퍼포먼스' 수상, 아메리칸 뮤직 어워드(AMA) 다관왕 달성 등 평단과 대중 모두로부터 음악적 완성도와 권위를 공인받음.</w:t>
       </w:r>
     </w:p>
     <w:p>
@@ -275,7 +294,7 @@
           <w:b w:val="0"/>
           <w:sz w:val="21"/>
         </w:rPr>
-        <w:t>미국</w:t>
+        <w:t>미국 (United States of America)</w:t>
       </w:r>
     </w:p>
     <w:p>
@@ -306,7 +325,7 @@
           <w:b w:val="0"/>
           <w:sz w:val="21"/>
         </w:rPr>
-        <w:t>1988년 결성</w:t>
+        <w:t>1985년 결성 (1988년 공식 라인업 확립)</w:t>
       </w:r>
     </w:p>
     <w:p>
@@ -337,7 +356,7 @@
           <w:b w:val="0"/>
           <w:sz w:val="21"/>
         </w:rPr>
-        <w:t>4인조 보컬 그룹 (결성 당시 콰르텟: 네이선 모리스, 와냐 모리스, 숀 스톡맨, 마이클 맥커리)</w:t>
+        <w:t>4인조 보컬 그룹 (완야 모리스, 네이선 모리스, 숀 스톡맨, 마이클 맥캐리)</w:t>
       </w:r>
     </w:p>
     <w:p>
@@ -368,7 +387,7 @@
           <w:b w:val="0"/>
           <w:sz w:val="21"/>
         </w:rPr>
-        <w:t>필라델피아에서 결성된 보이즈 투 멘은 두왑(Doo-wop)의 풍성한 다성 화음과 클래식 소울, 모던 R&amp;B를 유려하게 결합하여 1990년대 보컬 그룹 르네상스를 이끈 전설적인 아티스트입니다. 네 멤버의 각기 다른 음색이 빚어내는 완벽한 조화와 마이클 맥커리의 묵직한 베이스 내레이션은 팝 보컬 하모니의 새로운 표준을 정립하며 오늘날까지 독보적인 위상을 점하고 있습니다.</w:t>
+        <w:t>필라델피아 예술고등학교 동문들로 결성되어 전통 두왑(Doo-wop)과 모타운 소울을 현대적인 팝 R&amp;B로 완벽히 부활시킨 전설적인 그룹입니다. 치밀하게 계산된 4성부 하모니와 풍부한 감정 표현력으로 1990년대 보컬 그룹 르네상스를 이끌며 팝 역사상 가장 성공적인 그룹 중 하나로 자리매김했습니다.</w:t>
       </w:r>
     </w:p>
     <w:p>
@@ -413,7 +432,7 @@
           <w:b w:val="0"/>
           <w:sz w:val="21"/>
         </w:rPr>
-        <w:t>본작은 빌보드 싱글 차트에서 한 아티스트가 자신의 1위 곡을 또 다른 곡으로 대체하는 기적(‘I'll Make Love to You’에 이은 ‘On Bended Knee’)을 선보이며 비틀스와 엘비스 프레슬리의 전설적 기록과 어깨를 나란히 한 역사적 음반입니다. 대중성과 예술적 완성도를 극진하게 끌어올려 흑인 음악이 팝의 주류 중심에 확고히 정착하는 데 결정적인 교두보 역할을 수행했습니다.</w:t>
+        <w:t>흑인 영가와 클래식 중창의 엄격한 화성학적 미학을 현대 대중음악의 문법과 유기적으로 결합하여 R&amp;B 보컬 앙상블의 새로운 기준점을 제시한 작품입니다. 대중성과 예술성이 완벽한 황금비율을 이루어 대중음악사에 굵직한 분기점을 남겼습니다.</w:t>
       </w:r>
     </w:p>
     <w:p>
@@ -444,7 +463,7 @@
           <w:b w:val="0"/>
           <w:sz w:val="21"/>
         </w:rPr>
-        <w:t>1990년대 중반, 낭만과 아날로그적 온기가 일상 속에 깊이 깃들어 있던 시절의 노스탤지어를 고스란히 간직하고 있습니다. 라디오 주파수 너머로 흘러나오던 이들의 달콤한 고백은 전 세계 수많은 청춘의 사랑과 이별, 밤하늘의 고요한 감성을 어루만져 주며 한 시대의 배경음악으로 찬연히 빛났습니다.</w:t>
+        <w:t>1990년대 중반 특유의 서정적 낙관주의와 순수한 낭만이 깃들어 있던 시절의 정취를 고스란히 담아내고 있습니다. 감미로운 테이프와 라디오 전파를 타고 흐르며 당시 청춘들의 사랑과 고백, 이별의 순간마다 함께했던 시대의 찬가이자 애틋한 추억의 집약체입니다.</w:t>
       </w:r>
     </w:p>
     <w:p>
@@ -489,7 +508,7 @@
           <w:b w:val="0"/>
           <w:sz w:val="21"/>
         </w:rPr>
-        <w:t>빌보드 14주 연속 1위라는 대기록을 쓴 'I'll Make Love to You'는 감미로운 피아노 선율과 절정의 보컬 하모니가 어우러진 궁극의 러브 발라드이며, 이어지는 'On Bended Knee'는 무릎을 꿇고 애원하는 절절한 참회의 서사가 웅장한 감동을 자아냅니다. 또한 어쿠스틱 기타의 소박한 울림 속에 체념의 미학을 담아낸 'Water Runs Dry'와 리드미컬한 그루브가 돋보이는 'Thank You'에 이르기까지 서정과 역동이 완벽한 균형을 이룹니다.</w:t>
+        <w:t>베이비페이스의 절정의 멜로디 감각과 감미로운 스트링 편곡이 어우러진 "I'll Make Love to You", 후반부로 치달으며 극적인 감정을 토해내는 드라마틱한 발라드 "On Bended Knee", 담백한 어쿠스틱 선율 위에 얹힌 절제된 비애감이 돋보이는 "Water Runs Dry", 그리고 비틀스의 명곡을 순수한 목소리만으로 숭고하게 재해석한 아카펠라 트랙 "Yesterday" 등이 깊은 울림을 전합니다.</w:t>
       </w:r>
     </w:p>
     <w:p>
@@ -520,7 +539,7 @@
           <w:b w:val="0"/>
           <w:sz w:val="21"/>
         </w:rPr>
-        <w:t>LP 바이닐을 통해 흐르는 사운드는 디지털 음원에서 결코 흉내 낼 수 없는 보컬의 따스한 체온과 미세한 숨결의 질감을 실감 나게 전해줍니다. 특히 진공관 앰프를 통해 감상할 때 와냐 모리스의 폭발적인 고음과 마이클 맥커리의 바닥을 울리는 묵직한 저음이 턴테이블 카트리지를 타고 공간 전체를 감싸 안으며, 마치 눈앞에서 네 사람이 직접 아카펠라를 들려주는 듯한 황홀한 현장감을 선사합니다.</w:t>
+        <w:t>진공관 앰프의 따뜻한 배음과 묵직한 중저역을 구현하는 턴테이블 카트리지를 통해 감상할 때 음반의 진가가 극대화됩니다. 기계적 차가움을 걷어낸 바이닐 특유의 질감 위에서 완야의 애절한 비브라토와 마이클의 웅장한 서브 베이스가 공간을 가득 채우며, 네 남자의 호흡 하나까지 눈앞에 생생히 그려지는 아날로그 사운드의 미학을 만끽할 수 있습니다.</w:t>
       </w:r>
     </w:p>
     <w:p>
@@ -551,7 +570,7 @@
           <w:b w:val="0"/>
           <w:sz w:val="21"/>
         </w:rPr>
-        <w:t>90년대 블랙 뮤직의 정점이자 아날로그 LP 제작의 전환기에 탄생하여 오리지널 바이닐의 가치가 대단히 높은 명반입니다. 세월이 흘러도 결코 퇴색하지 않는 최상급 보컬 앙상블의 정수를 온전한 아날로그 그루브로 간직할 수 있다는 점에서 모든 오디오파일과 음악 애호가에게 필청(必聽)의 소장 가치를 지닙니다.</w:t>
+        <w:t>보컬 하모니 음악의 정점에 도달한 불멸의 걸작이자, 90년대 팝 음악을 상징하는 시금석과도 같은 바이닐로서 컬렉터라면 반드시 랙의 중심에 갖추어야 할 최상의 소장 가치를 지닙니다.</w:t>
       </w:r>
     </w:p>
     <w:p>
@@ -565,7 +584,7 @@
           <w:color w:val="4338CA"/>
           <w:sz w:val="21"/>
         </w:rPr>
-        <w:t>이 음반을 통해 네 개의 목소리가 빚어내는 가장 순수하고 따뜻한 화음이 전해주는 감동을 다시 한번 경험해 보시는 것은 어떨까요?</w:t>
+        <w:t>이 음반을 통해 아날로그 바늘 끝에서 되살아나는 네 남자의 순결한 하모니가 전해주는 감동을 다시 한번 경험해 보시는 것은 어떨까요?</w:t>
       </w:r>
     </w:p>
     <w:sectPr>
